--- a/doc/07-user-guide.docx
+++ b/doc/07-user-guide.docx
@@ -10012,19 +10012,19 @@
         <w:pStyle w:val="BodyText"/>
       </w:pPr>
       <w:r>
-        <w:t xml:space="preserve">The card also warns about Docker: run from a container behind a published port,</w:t>
-      </w:r>
-      <w:r>
-        <w:t xml:space="preserve"> </w:t>
-      </w:r>
-      <w:r>
-        <w:t xml:space="preserve">every visitor can look like the same gateway address, so a per-device rule will</w:t>
-      </w:r>
-      <w:r>
-        <w:t xml:space="preserve"> </w:t>
-      </w:r>
-      <w:r>
-        <w:t xml:space="preserve">not work. Check the</w:t>
+        <w:t xml:space="preserve">The card also warns that, run from a container behind a published port, every</w:t>
+      </w:r>
+      <w:r>
+        <w:t xml:space="preserve"> </w:t>
+      </w:r>
+      <w:r>
+        <w:t xml:space="preserve">visitor can look like the same gateway address, so a per-device rule will not</w:t>
+      </w:r>
+      <w:r>
+        <w:t xml:space="preserve"> </w:t>
+      </w:r>
+      <w:r>
+        <w:t xml:space="preserve">work. Check the</w:t>
       </w:r>
       <w:r>
         <w:t xml:space="preserve"> </w:t>
@@ -10036,13 +10036,97 @@
         <w:t xml:space="preserve"> </w:t>
       </w:r>
       <w:r>
-        <w:t xml:space="preserve">value from a second device</w:t>
-      </w:r>
-      <w:r>
-        <w:t xml:space="preserve"> </w:t>
-      </w:r>
-      <w:r>
-        <w:t xml:space="preserve">before relying on it.</w:t>
+        <w:t xml:space="preserve">value from a second device before</w:t>
+      </w:r>
+      <w:r>
+        <w:t xml:space="preserve"> </w:t>
+      </w:r>
+      <w:r>
+        <w:t xml:space="preserve">relying on the list.</w:t>
+      </w:r>
+    </w:p>
+    <w:p>
+      <w:pPr>
+        <w:pStyle w:val="BodyText"/>
+      </w:pPr>
+      <w:r>
+        <w:t xml:space="preserve">When the app sits behind an nginx proxy, that line shows the</w:t>
+      </w:r>
+      <w:r>
+        <w:t xml:space="preserve"> </w:t>
+      </w:r>
+      <w:r>
+        <w:rPr>
+          <w:b/>
+          <w:bCs/>
+        </w:rPr>
+        <w:t xml:space="preserve">proxy machine’s</w:t>
+      </w:r>
+      <w:r>
+        <w:t xml:space="preserve"> </w:t>
+      </w:r>
+      <w:r>
+        <w:t xml:space="preserve">address and the list then admits the whole network. The server operator fixes it</w:t>
+      </w:r>
+      <w:r>
+        <w:t xml:space="preserve"> </w:t>
+      </w:r>
+      <w:r>
+        <w:t xml:space="preserve">with one environment variable,</w:t>
+      </w:r>
+      <w:r>
+        <w:t xml:space="preserve"> </w:t>
+      </w:r>
+      <w:r>
+        <w:rPr>
+          <w:rStyle w:val="VerbatimChar"/>
+        </w:rPr>
+        <w:t xml:space="preserve">IP_ACCESS_TRUSTED_PROXIES</w:t>
+      </w:r>
+      <w:r>
+        <w:t xml:space="preserve">, which lists the proxy</w:t>
+      </w:r>
+      <w:r>
+        <w:t xml:space="preserve"> </w:t>
+      </w:r>
+      <w:r>
+        <w:t xml:space="preserve">addresses the app is allowed to believe (see the operations document). Once it is</w:t>
+      </w:r>
+      <w:r>
+        <w:t xml:space="preserve"> </w:t>
+      </w:r>
+      <w:r>
+        <w:t xml:space="preserve">set,</w:t>
+      </w:r>
+      <w:r>
+        <w:t xml:space="preserve"> </w:t>
+      </w:r>
+      <w:r>
+        <w:t xml:space="preserve">“IP the server sees for you”</w:t>
+      </w:r>
+      <w:r>
+        <w:t xml:space="preserve"> </w:t>
+      </w:r>
+      <w:r>
+        <w:t xml:space="preserve">shows your own address again and the list works</w:t>
+      </w:r>
+      <w:r>
+        <w:t xml:space="preserve"> </w:t>
+      </w:r>
+      <w:r>
+        <w:t xml:space="preserve">per device or per network — but the entries you approved while it was showing the</w:t>
+      </w:r>
+      <w:r>
+        <w:t xml:space="preserve"> </w:t>
+      </w:r>
+      <w:r>
+        <w:t xml:space="preserve">proxy address stop matching, so add your own address before that change is made,</w:t>
+      </w:r>
+      <w:r>
+        <w:t xml:space="preserve"> </w:t>
+      </w:r>
+      <w:r>
+        <w:t xml:space="preserve">otherwise you will get the 404 page yourself.</w:t>
       </w:r>
     </w:p>
     <w:bookmarkEnd w:id="59"/>

--- a/doc/07-user-guide.docx
+++ b/doc/07-user-guide.docx
@@ -9406,7 +9406,7 @@
     </w:p>
     <w:bookmarkEnd w:id="55"/>
     <w:bookmarkEnd w:id="56"/>
-    <w:bookmarkStart w:id="62" w:name="settings"/>
+    <w:bookmarkStart w:id="63" w:name="settings"/>
     <w:p>
       <w:pPr>
         <w:pStyle w:val="Heading1"/>
@@ -10676,8 +10676,120 @@
       </w:r>
     </w:p>
     <w:bookmarkEnd w:id="61"/>
+    <w:bookmarkStart w:id="62" w:name="about-this-application"/>
+    <w:p>
+      <w:pPr>
+        <w:pStyle w:val="Heading2"/>
+      </w:pPr>
+      <w:r>
+        <w:rPr>
+          <w:rStyle w:val="SectionNumber"/>
+        </w:rPr>
+        <w:t xml:space="preserve">10.6</w:t>
+      </w:r>
+      <w:r>
+        <w:tab/>
+      </w:r>
+      <w:r>
+        <w:t xml:space="preserve">About this application</w:t>
+      </w:r>
+    </w:p>
+    <w:p>
+      <w:pPr>
+        <w:pStyle w:val="FirstParagraph"/>
+      </w:pPr>
+      <w:r>
+        <w:t xml:space="preserve">The last card on this page is read-only and is visible to every user, whatever</w:t>
+      </w:r>
+      <w:r>
+        <w:t xml:space="preserve"> </w:t>
+      </w:r>
+      <w:r>
+        <w:t xml:space="preserve">their role.</w:t>
+      </w:r>
+      <w:r>
+        <w:t xml:space="preserve"> </w:t>
+      </w:r>
+      <w:r>
+        <w:t xml:space="preserve">“Show details”</w:t>
+      </w:r>
+      <w:r>
+        <w:t xml:space="preserve"> </w:t>
+      </w:r>
+      <w:r>
+        <w:t xml:space="preserve">opens a centred panel listing the application version,</w:t>
+      </w:r>
+      <w:r>
+        <w:t xml:space="preserve"> </w:t>
+      </w:r>
+      <w:r>
+        <w:t xml:space="preserve">what it does, its license, the author, the contributors and the tech stack. Close</w:t>
+      </w:r>
+      <w:r>
+        <w:t xml:space="preserve"> </w:t>
+      </w:r>
+      <w:r>
+        <w:t xml:space="preserve">it with the cross, the Escape key, or by clicking outside it.</w:t>
+      </w:r>
+    </w:p>
+    <w:p>
+      <w:pPr>
+        <w:pStyle w:val="BodyText"/>
+      </w:pPr>
+      <w:r>
+        <w:t xml:space="preserve">On a desktop screen there is a second entry point: the small info button at the</w:t>
+      </w:r>
+      <w:r>
+        <w:t xml:space="preserve"> </w:t>
+      </w:r>
+      <w:r>
+        <w:t xml:space="preserve">bottom right of the sidebar, under your email address and next to</w:t>
+      </w:r>
+      <w:r>
+        <w:t xml:space="preserve"> </w:t>
+      </w:r>
+      <w:r>
+        <w:t xml:space="preserve">“Logout”</w:t>
+      </w:r>
+      <w:r>
+        <w:t xml:space="preserve">, opens</w:t>
+      </w:r>
+      <w:r>
+        <w:t xml:space="preserve"> </w:t>
+      </w:r>
+      <w:r>
+        <w:t xml:space="preserve">the same panel. On a phone the sidebar does not exist, so the Settings card is the</w:t>
+      </w:r>
+      <w:r>
+        <w:t xml:space="preserve"> </w:t>
+      </w:r>
+      <w:r>
+        <w:t xml:space="preserve">only way in.</w:t>
+      </w:r>
+    </w:p>
+    <w:p>
+      <w:pPr>
+        <w:pStyle w:val="BodyText"/>
+      </w:pPr>
+      <w:r>
+        <w:t xml:space="preserve">The application is free and open source under the MIT License, so you may install,</w:t>
+      </w:r>
+      <w:r>
+        <w:t xml:space="preserve"> </w:t>
+      </w:r>
+      <w:r>
+        <w:t xml:space="preserve">change and share it without a fee. Nothing in this panel is configurable and it</w:t>
+      </w:r>
+      <w:r>
+        <w:t xml:space="preserve"> </w:t>
+      </w:r>
+      <w:r>
+        <w:t xml:space="preserve">sends nothing to the server when opened.</w:t>
+      </w:r>
+    </w:p>
     <w:bookmarkEnd w:id="62"/>
-    <w:bookmarkStart w:id="63" w:name="using-the-app-on-a-phone"/>
+    <w:bookmarkEnd w:id="63"/>
+    <w:bookmarkStart w:id="64" w:name="using-the-app-on-a-phone"/>
     <w:p>
       <w:pPr>
         <w:pStyle w:val="Heading1"/>
@@ -10851,8 +10963,8 @@
         <w:t xml:space="preserve">real data.</w:t>
       </w:r>
     </w:p>
-    <w:bookmarkEnd w:id="63"/>
-    <w:bookmarkStart w:id="64" w:name="habits-that-keep-the-data-clean"/>
+    <w:bookmarkEnd w:id="64"/>
+    <w:bookmarkStart w:id="65" w:name="habits-that-keep-the-data-clean"/>
     <w:p>
       <w:pPr>
         <w:pStyle w:val="Heading1"/>
@@ -11002,8 +11114,8 @@
         <w:t xml:space="preserve">Take a database backup before a big change (see the operations document).</w:t>
       </w:r>
     </w:p>
-    <w:bookmarkEnd w:id="64"/>
-    <w:bookmarkStart w:id="65" w:name="short-answers-to-common-questions"/>
+    <w:bookmarkEnd w:id="65"/>
+    <w:bookmarkStart w:id="66" w:name="short-answers-to-common-questions"/>
     <w:p>
       <w:pPr>
         <w:pStyle w:val="Heading1"/>
@@ -11300,7 +11412,7 @@
         </w:tc>
       </w:tr>
     </w:tbl>
-    <w:bookmarkEnd w:id="65"/>
+    <w:bookmarkEnd w:id="66"/>
     <w:sectPr>
       <w:footerReference r:id="rId9" w:type="default"/>
       <w:footnotePr>
